--- a/bozza_capitolo6.docx
+++ b/bozza_capitolo6.docx
@@ -499,8 +499,7 @@
         <w:rPr>
           <w:lang w:val="it-IT"/>
         </w:rPr>
-        <w:lastRenderedPageBreak/>
-        <w:t>portano energia nei gate 2–3 mentre la persona è a 60 cm (Sezione 5.4). Il fondo va sottratto perché anche a stanza vuota l'energia non è zero, soprattutto nei gate più vicini al sensore (18 nel gate 0 e 13 nel gate 1, Tabella 3.6), e senza sottrazione questo rumore entrerebbe nell'indice come se fosse movimento. Calcolando l'indice anche quando il radar non riporta presenza, la stanza vuota darebbe 19,1 e la persona immobile a 2,3 m 17,6, cioè il solo rumore varrebbe più della persona. Con la sottrazione i due casi diventano 2,4 e 15,1.</w:t>
+        <w:t>portano energia nei gate 2–3 mentre la persona è a 60 cm (Sezione 5.4). Il fondo va sottratto perché anche a stanza vuota l'energia non è zero, soprattutto nei gate più vicini al sensore (18 nel gate 0 e 13 nel gate 1, Tabella 6.5), e senza sottrazione questo rumore entrerebbe nell'indice come se fosse movimento. Calcolando l'indice anche quando il radar non riporta presenza, la stanza vuota darebbe 19,1 e la persona immobile a 2,3 m 17,6, cioè il solo rumore varrebbe più della persona. Con la sottrazione i due casi diventano 2,4 e 15,1.</w:t>
       </w:r>
     </w:p>
     <w:p>
@@ -4875,7 +4874,7 @@
         <w:rPr>
           <w:lang w:val="it-IT"/>
         </w:rPr>
-        <w:t xml:space="preserve">Il respiro è il micro-movimento che permette al radar di rilevare anche la persona immobile, e l'energia per gate permette di stimarne il ritmo. Il metodo è quello descritto nella Sezione 2.2.2. Si campiona a 5 Hz un canale di energia per gate in engineering mode, si applica la FFT alla serie temporale e si cerca il picco in banda 0,1–0,5 Hz. La frequenza del picco per 60 dà gli atti al minuto. L'HLK-LD2410B espone venti serie di energia e non tutte sono utilizzabili. Alcune sono sature (Sezione 3.5.1), altre nulle (Sezione 3.5.2), altre </w:t>
+        <w:t xml:space="preserve">Il respiro è il micro-movimento che permette al radar di rilevare anche la persona immobile, e l'energia per gate permette di stimarne il ritmo. Il principio è quello della Sezione 2.2.2. Si campiona a 5 Hz un canale di energia per gate in engineering mode, si applica la FFT alla serie temporale e si cerca il picco in banda 0,1–0,5 Hz. La frequenza del picco per 60 dà gli atti al minuto. L'HLK-LD2410B espone venti serie di energia e non tutte sono utilizzabili. Alcune sono sature (Sezione 3.5.1), altre nulle (Sezione 3.5.2), altre </w:t>
       </w:r>
       <w:r>
         <w:rPr>

--- a/bozza_capitolo6.docx
+++ b/bozza_capitolo6.docx
@@ -211,14 +211,14 @@
         <w:rPr>
           <w:lang w:val="it-IT"/>
         </w:rPr>
-        <w:t xml:space="preserve">gate attivo dalla distanza </w:t>
+        <w:t>gate attivo</w:t>
       </w:r>
       <w:proofErr w:type="gramStart"/>
       <w:r>
         <w:rPr>
           <w:lang w:val="it-IT"/>
         </w:rPr>
-        <w:t xml:space="preserve">riportata)   </w:t>
+        <w:t xml:space="preserve">)   </w:t>
       </w:r>
       <w:proofErr w:type="gramEnd"/>
       <w:r>
